--- a/DD/seqDiagrams_DD.docx
+++ b/DD/seqDiagrams_DD.docx
@@ -1,6 +1,6 @@
 
 <file path=word/document.xml><?xml version="1.0" encoding="utf-8"?>
-<w:document xmlns:wpc="http://schemas.microsoft.com/office/word/2010/wordprocessingCanvas" xmlns:cx="http://schemas.microsoft.com/office/drawing/2014/chartex" xmlns:cx1="http://schemas.microsoft.com/office/drawing/2015/9/8/chartex" xmlns:cx2="http://schemas.microsoft.com/office/drawing/2015/10/21/chartex" xmlns:cx3="http://schemas.microsoft.com/office/drawing/2016/5/9/chartex" xmlns:cx4="http://schemas.microsoft.com/office/drawing/2016/5/10/chartex" xmlns:cx5="http://schemas.microsoft.com/office/drawing/2016/5/11/chartex" xmlns:cx6="http://schemas.microsoft.com/office/drawing/2016/5/12/chartex" xmlns:cx7="http://schemas.microsoft.com/office/drawing/2016/5/13/chartex" xmlns:cx8="http://schemas.microsoft.com/office/drawing/2016/5/14/chartex" xmlns:mc="http://schemas.openxmlformats.org/markup-compatibility/2006" xmlns:aink="http://schemas.microsoft.com/office/drawing/2016/ink" xmlns:am3d="http://schemas.microsoft.com/office/drawing/2017/model3d" xmlns:o="urn:schemas-microsoft-com:office:office" xmlns:oel="http://schemas.microsoft.com/office/2019/extlst" xmlns:r="http://schemas.openxmlformats.org/officeDocument/2006/relationships" xmlns:m="http://schemas.openxmlformats.org/officeDocument/2006/math" xmlns:v="urn:schemas-microsoft-com:vml" xmlns:wp14="http://schemas.microsoft.com/office/word/2010/wordprocessingDrawing" xmlns:wp="http://schemas.openxmlformats.org/drawingml/2006/wordprocessingDrawing" xmlns:w10="urn:schemas-microsoft-com:office:word" xmlns:w="http://schemas.openxmlformats.org/wordprocessingml/2006/main" xmlns:w14="http://schemas.microsoft.com/office/word/2010/wordml" xmlns:w15="http://schemas.microsoft.com/office/word/2012/wordml" xmlns:w16cex="http://schemas.microsoft.com/office/word/2018/wordml/cex" xmlns:w16cid="http://schemas.microsoft.com/office/word/2016/wordml/cid" xmlns:w16="http://schemas.microsoft.com/office/word/2018/wordml" xmlns:w16du="http://schemas.microsoft.com/office/word/2023/wordml/word16du" xmlns:w16sdtdh="http://schemas.microsoft.com/office/word/2020/wordml/sdtdatahash" xmlns:w16se="http://schemas.microsoft.com/office/word/2015/wordml/symex" xmlns:wpg="http://schemas.microsoft.com/office/word/2010/wordprocessingGroup" xmlns:wpi="http://schemas.microsoft.com/office/word/2010/wordprocessingInk" xmlns:wne="http://schemas.microsoft.com/office/word/2006/wordml" xmlns:wps="http://schemas.microsoft.com/office/word/2010/wordprocessingShape" mc:Ignorable="w14 w15 w16se w16cid w16 w16cex w16sdtdh w16du wp14">
+<w:document xmlns:wpc="http://schemas.microsoft.com/office/word/2010/wordprocessingCanvas" xmlns:cx="http://schemas.microsoft.com/office/drawing/2014/chartex" xmlns:cx1="http://schemas.microsoft.com/office/drawing/2015/9/8/chartex" xmlns:cx2="http://schemas.microsoft.com/office/drawing/2015/10/21/chartex" xmlns:cx3="http://schemas.microsoft.com/office/drawing/2016/5/9/chartex" xmlns:cx4="http://schemas.microsoft.com/office/drawing/2016/5/10/chartex" xmlns:cx5="http://schemas.microsoft.com/office/drawing/2016/5/11/chartex" xmlns:cx6="http://schemas.microsoft.com/office/drawing/2016/5/12/chartex" xmlns:cx7="http://schemas.microsoft.com/office/drawing/2016/5/13/chartex" xmlns:cx8="http://schemas.microsoft.com/office/drawing/2016/5/14/chartex" xmlns:mc="http://schemas.openxmlformats.org/markup-compatibility/2006" xmlns:aink="http://schemas.microsoft.com/office/drawing/2016/ink" xmlns:am3d="http://schemas.microsoft.com/office/drawing/2017/model3d" xmlns:o="urn:schemas-microsoft-com:office:office" xmlns:oel="http://schemas.microsoft.com/office/2019/extlst" xmlns:r="http://schemas.openxmlformats.org/officeDocument/2006/relationships" xmlns:m="http://schemas.openxmlformats.org/officeDocument/2006/math" xmlns:v="urn:schemas-microsoft-com:vml" xmlns:wp14="http://schemas.microsoft.com/office/word/2010/wordprocessingDrawing" xmlns:wp="http://schemas.openxmlformats.org/drawingml/2006/wordprocessingDrawing" xmlns:w10="urn:schemas-microsoft-com:office:word" xmlns:w="http://schemas.openxmlformats.org/wordprocessingml/2006/main" xmlns:w14="http://schemas.microsoft.com/office/word/2010/wordml" xmlns:w15="http://schemas.microsoft.com/office/word/2012/wordml" xmlns:w16cex="http://schemas.microsoft.com/office/word/2018/wordml/cex" xmlns:w16cid="http://schemas.microsoft.com/office/word/2016/wordml/cid" xmlns:w16="http://schemas.microsoft.com/office/word/2018/wordml" xmlns:w16du="http://schemas.microsoft.com/office/word/2023/wordml/word16du" xmlns:w16sdtdh="http://schemas.microsoft.com/office/word/2020/wordml/sdtdatahash" xmlns:w16sdtfl="http://schemas.microsoft.com/office/word/2024/wordml/sdtformatlock" xmlns:w16se="http://schemas.microsoft.com/office/word/2015/wordml/symex" xmlns:wpg="http://schemas.microsoft.com/office/word/2010/wordprocessingGroup" xmlns:wpi="http://schemas.microsoft.com/office/word/2010/wordprocessingInk" xmlns:wne="http://schemas.microsoft.com/office/word/2006/wordml" xmlns:wps="http://schemas.microsoft.com/office/word/2010/wordprocessingShape" mc:Ignorable="w14 w15 w16se w16cid w16 w16cex w16sdtdh w16sdtfl w16du wp14">
   <w:body>
     <w:p>
       <w:pPr>
@@ -12,6 +12,2032 @@
         <w:rPr>
           <w:lang w:val="en-US"/>
         </w:rPr>
+        <w:t>[UC1]</w:t>
+      </w:r>
+    </w:p>
+    <w:p>
+      <w:pPr>
+        <w:rPr>
+          <w:lang w:val="en-US"/>
+        </w:rPr>
+      </w:pPr>
+    </w:p>
+    <w:p>
+      <w:pPr>
+        <w:rPr>
+          <w:lang w:val="en-US"/>
+        </w:rPr>
+      </w:pPr>
+      <w:r>
+        <w:rPr>
+          <w:lang w:val="en-US"/>
+        </w:rPr>
+        <w:t>@startuml</w:t>
+      </w:r>
+    </w:p>
+    <w:p>
+      <w:pPr>
+        <w:rPr>
+          <w:lang w:val="en-US"/>
+        </w:rPr>
+      </w:pPr>
+      <w:r>
+        <w:rPr>
+          <w:lang w:val="en-US"/>
+        </w:rPr>
+        <w:t>actor Student</w:t>
+      </w:r>
+    </w:p>
+    <w:p>
+      <w:pPr>
+        <w:rPr>
+          <w:lang w:val="en-US"/>
+        </w:rPr>
+      </w:pPr>
+      <w:r>
+        <w:rPr>
+          <w:lang w:val="en-US"/>
+        </w:rPr>
+        <w:t xml:space="preserve">participant </w:t>
+      </w:r>
+      <w:proofErr w:type="spellStart"/>
+      <w:r>
+        <w:rPr>
+          <w:lang w:val="en-US"/>
+        </w:rPr>
+        <w:t>WebBrowser</w:t>
+      </w:r>
+      <w:proofErr w:type="spellEnd"/>
+    </w:p>
+    <w:p>
+      <w:pPr>
+        <w:rPr>
+          <w:lang w:val="en-US"/>
+        </w:rPr>
+      </w:pPr>
+      <w:r>
+        <w:rPr>
+          <w:lang w:val="en-US"/>
+        </w:rPr>
+        <w:t xml:space="preserve">participant </w:t>
+      </w:r>
+      <w:proofErr w:type="spellStart"/>
+      <w:r>
+        <w:rPr>
+          <w:lang w:val="en-US"/>
+        </w:rPr>
+        <w:t>AuthenticationManager</w:t>
+      </w:r>
+      <w:proofErr w:type="spellEnd"/>
+    </w:p>
+    <w:p>
+      <w:pPr>
+        <w:rPr>
+          <w:lang w:val="en-US"/>
+        </w:rPr>
+      </w:pPr>
+      <w:r>
+        <w:rPr>
+          <w:lang w:val="en-US"/>
+        </w:rPr>
+        <w:t xml:space="preserve">participant </w:t>
+      </w:r>
+      <w:proofErr w:type="spellStart"/>
+      <w:r>
+        <w:rPr>
+          <w:lang w:val="en-US"/>
+        </w:rPr>
+        <w:t>StudentVerificationPlatform</w:t>
+      </w:r>
+      <w:proofErr w:type="spellEnd"/>
+    </w:p>
+    <w:p>
+      <w:pPr>
+        <w:rPr>
+          <w:lang w:val="en-US"/>
+        </w:rPr>
+      </w:pPr>
+      <w:r>
+        <w:rPr>
+          <w:lang w:val="en-US"/>
+        </w:rPr>
+        <w:t xml:space="preserve">participant </w:t>
+      </w:r>
+      <w:proofErr w:type="spellStart"/>
+      <w:r>
+        <w:rPr>
+          <w:lang w:val="en-US"/>
+        </w:rPr>
+        <w:t>DataAccessManager</w:t>
+      </w:r>
+      <w:proofErr w:type="spellEnd"/>
+    </w:p>
+    <w:p>
+      <w:pPr>
+        <w:rPr>
+          <w:lang w:val="en-US"/>
+        </w:rPr>
+      </w:pPr>
+      <w:r>
+        <w:rPr>
+          <w:lang w:val="en-US"/>
+        </w:rPr>
+        <w:t>participant DBMS</w:t>
+      </w:r>
+    </w:p>
+    <w:p>
+      <w:pPr>
+        <w:rPr>
+          <w:lang w:val="en-US"/>
+        </w:rPr>
+      </w:pPr>
+    </w:p>
+    <w:p>
+      <w:pPr>
+        <w:rPr>
+          <w:lang w:val="en-US"/>
+        </w:rPr>
+      </w:pPr>
+      <w:r>
+        <w:rPr>
+          <w:lang w:val="en-US"/>
+        </w:rPr>
+        <w:t xml:space="preserve">Student -&gt; </w:t>
+      </w:r>
+      <w:proofErr w:type="spellStart"/>
+      <w:r>
+        <w:rPr>
+          <w:lang w:val="en-US"/>
+        </w:rPr>
+        <w:t>WebBrowser</w:t>
+      </w:r>
+      <w:proofErr w:type="spellEnd"/>
+      <w:r>
+        <w:rPr>
+          <w:lang w:val="en-US"/>
+        </w:rPr>
+        <w:t>: click register as student</w:t>
+      </w:r>
+    </w:p>
+    <w:p>
+      <w:pPr>
+        <w:rPr>
+          <w:lang w:val="en-US"/>
+        </w:rPr>
+      </w:pPr>
+      <w:r>
+        <w:rPr>
+          <w:lang w:val="en-US"/>
+        </w:rPr>
+        <w:t xml:space="preserve">activate </w:t>
+      </w:r>
+      <w:proofErr w:type="spellStart"/>
+      <w:r>
+        <w:rPr>
+          <w:lang w:val="en-US"/>
+        </w:rPr>
+        <w:t>WebBrowser</w:t>
+      </w:r>
+      <w:proofErr w:type="spellEnd"/>
+    </w:p>
+    <w:p>
+      <w:pPr>
+        <w:rPr>
+          <w:lang w:val="en-US"/>
+        </w:rPr>
+      </w:pPr>
+      <w:proofErr w:type="spellStart"/>
+      <w:r>
+        <w:rPr>
+          <w:lang w:val="en-US"/>
+        </w:rPr>
+        <w:t>WebBrowser</w:t>
+      </w:r>
+      <w:proofErr w:type="spellEnd"/>
+      <w:r>
+        <w:rPr>
+          <w:lang w:val="en-US"/>
+        </w:rPr>
+        <w:t xml:space="preserve"> --&gt;&gt; Student: registration view</w:t>
+      </w:r>
+    </w:p>
+    <w:p>
+      <w:pPr>
+        <w:rPr>
+          <w:lang w:val="en-US"/>
+        </w:rPr>
+      </w:pPr>
+      <w:r>
+        <w:rPr>
+          <w:lang w:val="en-US"/>
+        </w:rPr>
+        <w:t xml:space="preserve">Student -&gt; </w:t>
+      </w:r>
+      <w:proofErr w:type="spellStart"/>
+      <w:r>
+        <w:rPr>
+          <w:lang w:val="en-US"/>
+        </w:rPr>
+        <w:t>WebBrowser</w:t>
+      </w:r>
+      <w:proofErr w:type="spellEnd"/>
+      <w:r>
+        <w:rPr>
+          <w:lang w:val="en-US"/>
+        </w:rPr>
+        <w:t>: insert student information</w:t>
+      </w:r>
+    </w:p>
+    <w:p>
+      <w:pPr>
+        <w:rPr>
+          <w:lang w:val="en-US"/>
+        </w:rPr>
+      </w:pPr>
+      <w:proofErr w:type="spellStart"/>
+      <w:r>
+        <w:rPr>
+          <w:lang w:val="en-US"/>
+        </w:rPr>
+        <w:t>WebBrowser</w:t>
+      </w:r>
+      <w:proofErr w:type="spellEnd"/>
+      <w:r>
+        <w:rPr>
+          <w:lang w:val="en-US"/>
+        </w:rPr>
+        <w:t xml:space="preserve"> --&gt;&gt; Student: ask for verification</w:t>
+      </w:r>
+    </w:p>
+    <w:p>
+      <w:pPr>
+        <w:rPr>
+          <w:lang w:val="en-US"/>
+        </w:rPr>
+      </w:pPr>
+      <w:r>
+        <w:rPr>
+          <w:lang w:val="en-US"/>
+        </w:rPr>
+        <w:t xml:space="preserve">Student -&gt; </w:t>
+      </w:r>
+      <w:proofErr w:type="spellStart"/>
+      <w:r>
+        <w:rPr>
+          <w:lang w:val="en-US"/>
+        </w:rPr>
+        <w:t>WebBrowser</w:t>
+      </w:r>
+      <w:proofErr w:type="spellEnd"/>
+      <w:r>
+        <w:rPr>
+          <w:lang w:val="en-US"/>
+        </w:rPr>
+        <w:t>: click verify enrollment</w:t>
+      </w:r>
+    </w:p>
+    <w:p>
+      <w:pPr>
+        <w:rPr>
+          <w:lang w:val="en-US"/>
+        </w:rPr>
+      </w:pPr>
+      <w:proofErr w:type="spellStart"/>
+      <w:r>
+        <w:rPr>
+          <w:lang w:val="en-US"/>
+        </w:rPr>
+        <w:t>WebBrowser</w:t>
+      </w:r>
+      <w:proofErr w:type="spellEnd"/>
+      <w:r>
+        <w:rPr>
+          <w:lang w:val="en-US"/>
+        </w:rPr>
+        <w:t xml:space="preserve"> -&gt; </w:t>
+      </w:r>
+      <w:proofErr w:type="spellStart"/>
+      <w:r>
+        <w:rPr>
+          <w:lang w:val="en-US"/>
+        </w:rPr>
+        <w:t>AuthenticationManager</w:t>
+      </w:r>
+      <w:proofErr w:type="spellEnd"/>
+      <w:r>
+        <w:rPr>
+          <w:lang w:val="en-US"/>
+        </w:rPr>
+        <w:t>: GET /</w:t>
+      </w:r>
+      <w:proofErr w:type="spellStart"/>
+      <w:r>
+        <w:rPr>
+          <w:lang w:val="en-US"/>
+        </w:rPr>
+        <w:t>api</w:t>
+      </w:r>
+      <w:proofErr w:type="spellEnd"/>
+      <w:r>
+        <w:rPr>
+          <w:lang w:val="en-US"/>
+        </w:rPr>
+        <w:t>/auth/</w:t>
+      </w:r>
+      <w:proofErr w:type="spellStart"/>
+      <w:r>
+        <w:rPr>
+          <w:lang w:val="en-US"/>
+        </w:rPr>
+        <w:t>start_stud_ver</w:t>
+      </w:r>
+      <w:proofErr w:type="spellEnd"/>
+      <w:r>
+        <w:rPr>
+          <w:lang w:val="en-US"/>
+        </w:rPr>
+        <w:t xml:space="preserve"> \n - student information</w:t>
+      </w:r>
+    </w:p>
+    <w:p>
+      <w:pPr>
+        <w:rPr>
+          <w:lang w:val="en-US"/>
+        </w:rPr>
+      </w:pPr>
+      <w:r>
+        <w:rPr>
+          <w:lang w:val="en-US"/>
+        </w:rPr>
+        <w:t xml:space="preserve">activate </w:t>
+      </w:r>
+      <w:proofErr w:type="spellStart"/>
+      <w:r>
+        <w:rPr>
+          <w:lang w:val="en-US"/>
+        </w:rPr>
+        <w:t>AuthenticationManager</w:t>
+      </w:r>
+      <w:proofErr w:type="spellEnd"/>
+    </w:p>
+    <w:p>
+      <w:pPr>
+        <w:rPr>
+          <w:lang w:val="en-US"/>
+        </w:rPr>
+      </w:pPr>
+      <w:proofErr w:type="spellStart"/>
+      <w:r>
+        <w:rPr>
+          <w:lang w:val="en-US"/>
+        </w:rPr>
+        <w:t>AuthenticationManager</w:t>
+      </w:r>
+      <w:proofErr w:type="spellEnd"/>
+      <w:r>
+        <w:rPr>
+          <w:lang w:val="en-US"/>
+        </w:rPr>
+        <w:t xml:space="preserve"> -&gt; </w:t>
+      </w:r>
+      <w:proofErr w:type="spellStart"/>
+      <w:r>
+        <w:rPr>
+          <w:lang w:val="en-US"/>
+        </w:rPr>
+        <w:t>StudentVerificationPlatform</w:t>
+      </w:r>
+      <w:proofErr w:type="spellEnd"/>
+      <w:r>
+        <w:rPr>
+          <w:lang w:val="en-US"/>
+        </w:rPr>
+        <w:t>: GET /</w:t>
+      </w:r>
+      <w:proofErr w:type="spellStart"/>
+      <w:r>
+        <w:rPr>
+          <w:lang w:val="en-US"/>
+        </w:rPr>
+        <w:t>stud_ver_api</w:t>
+      </w:r>
+      <w:proofErr w:type="spellEnd"/>
+      <w:r>
+        <w:rPr>
+          <w:lang w:val="en-US"/>
+        </w:rPr>
+        <w:t>/</w:t>
+      </w:r>
+      <w:proofErr w:type="spellStart"/>
+      <w:r>
+        <w:rPr>
+          <w:lang w:val="en-US"/>
+        </w:rPr>
+        <w:t>start_verification</w:t>
+      </w:r>
+      <w:proofErr w:type="spellEnd"/>
+      <w:r>
+        <w:rPr>
+          <w:lang w:val="en-US"/>
+        </w:rPr>
+        <w:t xml:space="preserve"> \n - university</w:t>
+      </w:r>
+    </w:p>
+    <w:p>
+      <w:pPr>
+        <w:rPr>
+          <w:lang w:val="en-US"/>
+        </w:rPr>
+      </w:pPr>
+      <w:r>
+        <w:rPr>
+          <w:lang w:val="en-US"/>
+        </w:rPr>
+        <w:t xml:space="preserve">activate </w:t>
+      </w:r>
+      <w:proofErr w:type="spellStart"/>
+      <w:r>
+        <w:rPr>
+          <w:lang w:val="en-US"/>
+        </w:rPr>
+        <w:t>StudentVerificationPlatform</w:t>
+      </w:r>
+      <w:proofErr w:type="spellEnd"/>
+    </w:p>
+    <w:p>
+      <w:pPr>
+        <w:rPr>
+          <w:lang w:val="en-US"/>
+        </w:rPr>
+      </w:pPr>
+      <w:proofErr w:type="spellStart"/>
+      <w:r>
+        <w:rPr>
+          <w:lang w:val="en-US"/>
+        </w:rPr>
+        <w:t>StudentVerificationPlatform</w:t>
+      </w:r>
+      <w:proofErr w:type="spellEnd"/>
+      <w:r>
+        <w:rPr>
+          <w:lang w:val="en-US"/>
+        </w:rPr>
+        <w:t xml:space="preserve"> --&gt;&gt; </w:t>
+      </w:r>
+      <w:proofErr w:type="spellStart"/>
+      <w:r>
+        <w:rPr>
+          <w:lang w:val="en-US"/>
+        </w:rPr>
+        <w:t>AuthenticationManager</w:t>
+      </w:r>
+      <w:proofErr w:type="spellEnd"/>
+      <w:r>
+        <w:rPr>
+          <w:lang w:val="en-US"/>
+        </w:rPr>
+        <w:t>: 200 ok</w:t>
+      </w:r>
+    </w:p>
+    <w:p>
+      <w:pPr>
+        <w:rPr>
+          <w:lang w:val="en-US"/>
+        </w:rPr>
+      </w:pPr>
+      <w:proofErr w:type="spellStart"/>
+      <w:r>
+        <w:rPr>
+          <w:lang w:val="en-US"/>
+        </w:rPr>
+        <w:t>AuthenticationManager</w:t>
+      </w:r>
+      <w:proofErr w:type="spellEnd"/>
+      <w:r>
+        <w:rPr>
+          <w:lang w:val="en-US"/>
+        </w:rPr>
+        <w:t xml:space="preserve"> --&gt;&gt; </w:t>
+      </w:r>
+      <w:proofErr w:type="spellStart"/>
+      <w:r>
+        <w:rPr>
+          <w:lang w:val="en-US"/>
+        </w:rPr>
+        <w:t>WebBrowser</w:t>
+      </w:r>
+      <w:proofErr w:type="spellEnd"/>
+      <w:r>
+        <w:rPr>
+          <w:lang w:val="en-US"/>
+        </w:rPr>
+        <w:t>: 302 redirection \n to external platform</w:t>
+      </w:r>
+    </w:p>
+    <w:p>
+      <w:pPr>
+        <w:rPr>
+          <w:lang w:val="en-US"/>
+        </w:rPr>
+      </w:pPr>
+      <w:r>
+        <w:rPr>
+          <w:lang w:val="en-US"/>
+        </w:rPr>
+        <w:t xml:space="preserve">deactivate </w:t>
+      </w:r>
+      <w:proofErr w:type="spellStart"/>
+      <w:r>
+        <w:rPr>
+          <w:lang w:val="en-US"/>
+        </w:rPr>
+        <w:t>AuthenticationManager</w:t>
+      </w:r>
+      <w:proofErr w:type="spellEnd"/>
+    </w:p>
+    <w:p>
+      <w:pPr>
+        <w:rPr>
+          <w:lang w:val="en-US"/>
+        </w:rPr>
+      </w:pPr>
+      <w:proofErr w:type="spellStart"/>
+      <w:r>
+        <w:rPr>
+          <w:lang w:val="en-US"/>
+        </w:rPr>
+        <w:t>WebBrowser</w:t>
+      </w:r>
+      <w:proofErr w:type="spellEnd"/>
+      <w:r>
+        <w:rPr>
+          <w:lang w:val="en-US"/>
+        </w:rPr>
+        <w:t xml:space="preserve"> --&gt;&gt; Student: verification view</w:t>
+      </w:r>
+    </w:p>
+    <w:p>
+      <w:pPr>
+        <w:rPr>
+          <w:lang w:val="en-US"/>
+        </w:rPr>
+      </w:pPr>
+      <w:r>
+        <w:rPr>
+          <w:lang w:val="en-US"/>
+        </w:rPr>
+        <w:t xml:space="preserve">Student -&gt; </w:t>
+      </w:r>
+      <w:proofErr w:type="spellStart"/>
+      <w:r>
+        <w:rPr>
+          <w:lang w:val="en-US"/>
+        </w:rPr>
+        <w:t>WebBrowser</w:t>
+      </w:r>
+      <w:proofErr w:type="spellEnd"/>
+      <w:r>
+        <w:rPr>
+          <w:lang w:val="en-US"/>
+        </w:rPr>
+        <w:t>: insert institutional credentials</w:t>
+      </w:r>
+    </w:p>
+    <w:p>
+      <w:pPr>
+        <w:rPr>
+          <w:lang w:val="en-US"/>
+        </w:rPr>
+      </w:pPr>
+      <w:proofErr w:type="spellStart"/>
+      <w:r>
+        <w:rPr>
+          <w:lang w:val="en-US"/>
+        </w:rPr>
+        <w:t>WebBrowser</w:t>
+      </w:r>
+      <w:proofErr w:type="spellEnd"/>
+      <w:r>
+        <w:rPr>
+          <w:lang w:val="en-US"/>
+        </w:rPr>
+        <w:t xml:space="preserve"> -&gt; </w:t>
+      </w:r>
+      <w:proofErr w:type="spellStart"/>
+      <w:r>
+        <w:rPr>
+          <w:lang w:val="en-US"/>
+        </w:rPr>
+        <w:t>AuthenticationManager</w:t>
+      </w:r>
+      <w:proofErr w:type="spellEnd"/>
+      <w:r>
+        <w:rPr>
+          <w:lang w:val="en-US"/>
+        </w:rPr>
+        <w:t>: GET /</w:t>
+      </w:r>
+      <w:proofErr w:type="spellStart"/>
+      <w:r>
+        <w:rPr>
+          <w:lang w:val="en-US"/>
+        </w:rPr>
+        <w:t>api</w:t>
+      </w:r>
+      <w:proofErr w:type="spellEnd"/>
+      <w:r>
+        <w:rPr>
+          <w:lang w:val="en-US"/>
+        </w:rPr>
+        <w:t>/auth/</w:t>
+      </w:r>
+      <w:proofErr w:type="spellStart"/>
+      <w:r>
+        <w:rPr>
+          <w:lang w:val="en-US"/>
+        </w:rPr>
+        <w:t>verify_student</w:t>
+      </w:r>
+      <w:proofErr w:type="spellEnd"/>
+      <w:r>
+        <w:rPr>
+          <w:lang w:val="en-US"/>
+        </w:rPr>
+        <w:t xml:space="preserve"> \n - institutional credentials</w:t>
+      </w:r>
+    </w:p>
+    <w:p>
+      <w:pPr>
+        <w:rPr>
+          <w:lang w:val="en-US"/>
+        </w:rPr>
+      </w:pPr>
+      <w:r>
+        <w:rPr>
+          <w:lang w:val="en-US"/>
+        </w:rPr>
+        <w:lastRenderedPageBreak/>
+        <w:t xml:space="preserve">activate </w:t>
+      </w:r>
+      <w:proofErr w:type="spellStart"/>
+      <w:r>
+        <w:rPr>
+          <w:lang w:val="en-US"/>
+        </w:rPr>
+        <w:t>AuthenticationManager</w:t>
+      </w:r>
+      <w:proofErr w:type="spellEnd"/>
+    </w:p>
+    <w:p>
+      <w:pPr>
+        <w:rPr>
+          <w:lang w:val="en-US"/>
+        </w:rPr>
+      </w:pPr>
+      <w:proofErr w:type="spellStart"/>
+      <w:r>
+        <w:rPr>
+          <w:lang w:val="en-US"/>
+        </w:rPr>
+        <w:t>AuthenticationManager</w:t>
+      </w:r>
+      <w:proofErr w:type="spellEnd"/>
+      <w:r>
+        <w:rPr>
+          <w:lang w:val="en-US"/>
+        </w:rPr>
+        <w:t xml:space="preserve"> -&gt; </w:t>
+      </w:r>
+      <w:proofErr w:type="spellStart"/>
+      <w:r>
+        <w:rPr>
+          <w:lang w:val="en-US"/>
+        </w:rPr>
+        <w:t>StudentVerificationPlatform</w:t>
+      </w:r>
+      <w:proofErr w:type="spellEnd"/>
+      <w:r>
+        <w:rPr>
+          <w:lang w:val="en-US"/>
+        </w:rPr>
+        <w:t>: GET /</w:t>
+      </w:r>
+      <w:proofErr w:type="spellStart"/>
+      <w:r>
+        <w:rPr>
+          <w:lang w:val="en-US"/>
+        </w:rPr>
+        <w:t>stud_ver_api</w:t>
+      </w:r>
+      <w:proofErr w:type="spellEnd"/>
+      <w:r>
+        <w:rPr>
+          <w:lang w:val="en-US"/>
+        </w:rPr>
+        <w:t>/verify \n - institutional credentials</w:t>
+      </w:r>
+    </w:p>
+    <w:p>
+      <w:pPr>
+        <w:rPr>
+          <w:lang w:val="en-US"/>
+        </w:rPr>
+      </w:pPr>
+      <w:r>
+        <w:rPr>
+          <w:lang w:val="en-US"/>
+        </w:rPr>
+        <w:t>alt Student is enrolled</w:t>
+      </w:r>
+    </w:p>
+    <w:p>
+      <w:pPr>
+        <w:rPr>
+          <w:lang w:val="en-US"/>
+        </w:rPr>
+      </w:pPr>
+      <w:r>
+        <w:rPr>
+          <w:lang w:val="en-US"/>
+        </w:rPr>
+        <w:t xml:space="preserve">  </w:t>
+      </w:r>
+      <w:proofErr w:type="spellStart"/>
+      <w:r>
+        <w:rPr>
+          <w:lang w:val="en-US"/>
+        </w:rPr>
+        <w:t>StudentVerificationPlatform</w:t>
+      </w:r>
+      <w:proofErr w:type="spellEnd"/>
+      <w:r>
+        <w:rPr>
+          <w:lang w:val="en-US"/>
+        </w:rPr>
+        <w:t xml:space="preserve"> --&gt;&gt; </w:t>
+      </w:r>
+      <w:proofErr w:type="spellStart"/>
+      <w:r>
+        <w:rPr>
+          <w:lang w:val="en-US"/>
+        </w:rPr>
+        <w:t>AuthenticationManager</w:t>
+      </w:r>
+      <w:proofErr w:type="spellEnd"/>
+      <w:r>
+        <w:rPr>
+          <w:lang w:val="en-US"/>
+        </w:rPr>
+        <w:t>: 200 successful verification</w:t>
+      </w:r>
+    </w:p>
+    <w:p>
+      <w:pPr>
+        <w:rPr>
+          <w:lang w:val="en-US"/>
+        </w:rPr>
+      </w:pPr>
+      <w:r>
+        <w:rPr>
+          <w:lang w:val="en-US"/>
+        </w:rPr>
+        <w:t xml:space="preserve">  deactivate </w:t>
+      </w:r>
+      <w:proofErr w:type="spellStart"/>
+      <w:r>
+        <w:rPr>
+          <w:lang w:val="en-US"/>
+        </w:rPr>
+        <w:t>StudentVerificationPlatform</w:t>
+      </w:r>
+      <w:proofErr w:type="spellEnd"/>
+    </w:p>
+    <w:p>
+      <w:pPr>
+        <w:rPr>
+          <w:lang w:val="en-US"/>
+        </w:rPr>
+      </w:pPr>
+      <w:r>
+        <w:rPr>
+          <w:lang w:val="en-US"/>
+        </w:rPr>
+        <w:t xml:space="preserve">  </w:t>
+      </w:r>
+      <w:proofErr w:type="spellStart"/>
+      <w:r>
+        <w:rPr>
+          <w:lang w:val="en-US"/>
+        </w:rPr>
+        <w:t>AuthenticationManager</w:t>
+      </w:r>
+      <w:proofErr w:type="spellEnd"/>
+      <w:r>
+        <w:rPr>
+          <w:lang w:val="en-US"/>
+        </w:rPr>
+        <w:t xml:space="preserve"> --&gt;&gt; </w:t>
+      </w:r>
+      <w:proofErr w:type="spellStart"/>
+      <w:r>
+        <w:rPr>
+          <w:lang w:val="en-US"/>
+        </w:rPr>
+        <w:t>WebBrowser</w:t>
+      </w:r>
+      <w:proofErr w:type="spellEnd"/>
+      <w:r>
+        <w:rPr>
+          <w:lang w:val="en-US"/>
+        </w:rPr>
+        <w:t>: 302 redirection \n to registration view \n - success</w:t>
+      </w:r>
+    </w:p>
+    <w:p>
+      <w:pPr>
+        <w:rPr>
+          <w:lang w:val="en-US"/>
+        </w:rPr>
+      </w:pPr>
+      <w:r>
+        <w:rPr>
+          <w:lang w:val="en-US"/>
+        </w:rPr>
+        <w:t xml:space="preserve">  deactivate </w:t>
+      </w:r>
+      <w:proofErr w:type="spellStart"/>
+      <w:r>
+        <w:rPr>
+          <w:lang w:val="en-US"/>
+        </w:rPr>
+        <w:t>AuthenticationManager</w:t>
+      </w:r>
+      <w:proofErr w:type="spellEnd"/>
+    </w:p>
+    <w:p>
+      <w:pPr>
+        <w:rPr>
+          <w:lang w:val="en-US"/>
+        </w:rPr>
+      </w:pPr>
+      <w:r>
+        <w:rPr>
+          <w:lang w:val="en-US"/>
+        </w:rPr>
+        <w:t xml:space="preserve">  </w:t>
+      </w:r>
+      <w:proofErr w:type="spellStart"/>
+      <w:r>
+        <w:rPr>
+          <w:lang w:val="en-US"/>
+        </w:rPr>
+        <w:t>WebBrowser</w:t>
+      </w:r>
+      <w:proofErr w:type="spellEnd"/>
+      <w:r>
+        <w:rPr>
+          <w:lang w:val="en-US"/>
+        </w:rPr>
+        <w:t xml:space="preserve"> --&gt;&gt; Student: registration view \n with success message</w:t>
+      </w:r>
+    </w:p>
+    <w:p>
+      <w:pPr>
+        <w:rPr>
+          <w:lang w:val="en-US"/>
+        </w:rPr>
+      </w:pPr>
+      <w:r>
+        <w:rPr>
+          <w:lang w:val="en-US"/>
+        </w:rPr>
+        <w:t xml:space="preserve">  Student -&gt; </w:t>
+      </w:r>
+      <w:proofErr w:type="spellStart"/>
+      <w:r>
+        <w:rPr>
+          <w:lang w:val="en-US"/>
+        </w:rPr>
+        <w:t>WebBrowser</w:t>
+      </w:r>
+      <w:proofErr w:type="spellEnd"/>
+      <w:r>
+        <w:rPr>
+          <w:lang w:val="en-US"/>
+        </w:rPr>
+        <w:t>: insert new credentials</w:t>
+      </w:r>
+    </w:p>
+    <w:p>
+      <w:pPr>
+        <w:rPr>
+          <w:lang w:val="en-US"/>
+        </w:rPr>
+      </w:pPr>
+      <w:r>
+        <w:rPr>
+          <w:lang w:val="en-US"/>
+        </w:rPr>
+        <w:t xml:space="preserve">  </w:t>
+      </w:r>
+      <w:proofErr w:type="spellStart"/>
+      <w:r>
+        <w:rPr>
+          <w:lang w:val="en-US"/>
+        </w:rPr>
+        <w:t>WebBrowser</w:t>
+      </w:r>
+      <w:proofErr w:type="spellEnd"/>
+      <w:r>
+        <w:rPr>
+          <w:lang w:val="en-US"/>
+        </w:rPr>
+        <w:t xml:space="preserve"> --&gt;&gt; Student: ask for confirmation</w:t>
+      </w:r>
+    </w:p>
+    <w:p>
+      <w:pPr>
+        <w:rPr>
+          <w:lang w:val="en-US"/>
+        </w:rPr>
+      </w:pPr>
+      <w:r>
+        <w:rPr>
+          <w:lang w:val="en-US"/>
+        </w:rPr>
+        <w:t xml:space="preserve">  Student -&gt; </w:t>
+      </w:r>
+      <w:proofErr w:type="spellStart"/>
+      <w:r>
+        <w:rPr>
+          <w:lang w:val="en-US"/>
+        </w:rPr>
+        <w:t>WebBrowser</w:t>
+      </w:r>
+      <w:proofErr w:type="spellEnd"/>
+      <w:r>
+        <w:rPr>
+          <w:lang w:val="en-US"/>
+        </w:rPr>
+        <w:t>: confirm registration</w:t>
+      </w:r>
+    </w:p>
+    <w:p>
+      <w:pPr>
+        <w:rPr>
+          <w:lang w:val="en-US"/>
+        </w:rPr>
+      </w:pPr>
+      <w:r>
+        <w:rPr>
+          <w:lang w:val="en-US"/>
+        </w:rPr>
+        <w:t xml:space="preserve">  </w:t>
+      </w:r>
+      <w:proofErr w:type="spellStart"/>
+      <w:r>
+        <w:rPr>
+          <w:lang w:val="en-US"/>
+        </w:rPr>
+        <w:t>WebBrowser</w:t>
+      </w:r>
+      <w:proofErr w:type="spellEnd"/>
+      <w:r>
+        <w:rPr>
+          <w:lang w:val="en-US"/>
+        </w:rPr>
+        <w:t xml:space="preserve"> -&gt; </w:t>
+      </w:r>
+      <w:proofErr w:type="spellStart"/>
+      <w:r>
+        <w:rPr>
+          <w:lang w:val="en-US"/>
+        </w:rPr>
+        <w:t>AuthenticationManager</w:t>
+      </w:r>
+      <w:proofErr w:type="spellEnd"/>
+      <w:r>
+        <w:rPr>
+          <w:lang w:val="en-US"/>
+        </w:rPr>
+        <w:t>: POST /</w:t>
+      </w:r>
+      <w:proofErr w:type="spellStart"/>
+      <w:r>
+        <w:rPr>
+          <w:lang w:val="en-US"/>
+        </w:rPr>
+        <w:t>api</w:t>
+      </w:r>
+      <w:proofErr w:type="spellEnd"/>
+      <w:r>
+        <w:rPr>
+          <w:lang w:val="en-US"/>
+        </w:rPr>
+        <w:t>/auth/</w:t>
+      </w:r>
+      <w:proofErr w:type="spellStart"/>
+      <w:r>
+        <w:rPr>
+          <w:lang w:val="en-US"/>
+        </w:rPr>
+        <w:t>reg_student</w:t>
+      </w:r>
+      <w:proofErr w:type="spellEnd"/>
+      <w:r>
+        <w:rPr>
+          <w:lang w:val="en-US"/>
+        </w:rPr>
+        <w:t xml:space="preserve"> \n - student information</w:t>
+      </w:r>
+    </w:p>
+    <w:p>
+      <w:pPr>
+        <w:rPr>
+          <w:lang w:val="en-US"/>
+        </w:rPr>
+      </w:pPr>
+      <w:r>
+        <w:rPr>
+          <w:lang w:val="en-US"/>
+        </w:rPr>
+        <w:t xml:space="preserve">  activate </w:t>
+      </w:r>
+      <w:proofErr w:type="spellStart"/>
+      <w:r>
+        <w:rPr>
+          <w:lang w:val="en-US"/>
+        </w:rPr>
+        <w:t>AuthenticationManager</w:t>
+      </w:r>
+      <w:proofErr w:type="spellEnd"/>
+    </w:p>
+    <w:p>
+      <w:pPr>
+        <w:rPr>
+          <w:lang w:val="en-US"/>
+        </w:rPr>
+      </w:pPr>
+      <w:r>
+        <w:rPr>
+          <w:lang w:val="en-US"/>
+        </w:rPr>
+        <w:t xml:space="preserve">  </w:t>
+      </w:r>
+      <w:proofErr w:type="spellStart"/>
+      <w:r>
+        <w:rPr>
+          <w:lang w:val="en-US"/>
+        </w:rPr>
+        <w:t>AuthenticationManager</w:t>
+      </w:r>
+      <w:proofErr w:type="spellEnd"/>
+      <w:r>
+        <w:rPr>
+          <w:lang w:val="en-US"/>
+        </w:rPr>
+        <w:t xml:space="preserve"> -&gt; </w:t>
+      </w:r>
+      <w:proofErr w:type="spellStart"/>
+      <w:r>
+        <w:rPr>
+          <w:lang w:val="en-US"/>
+        </w:rPr>
+        <w:t>DataAccessManager</w:t>
+      </w:r>
+      <w:proofErr w:type="spellEnd"/>
+      <w:r>
+        <w:rPr>
+          <w:lang w:val="en-US"/>
+        </w:rPr>
+        <w:t xml:space="preserve">: </w:t>
+      </w:r>
+      <w:proofErr w:type="spellStart"/>
+      <w:r>
+        <w:rPr>
+          <w:lang w:val="en-US"/>
+        </w:rPr>
+        <w:t>reg_student</w:t>
+      </w:r>
+      <w:proofErr w:type="spellEnd"/>
+      <w:r>
+        <w:rPr>
+          <w:lang w:val="en-US"/>
+        </w:rPr>
+        <w:t>(</w:t>
+      </w:r>
+      <w:proofErr w:type="spellStart"/>
+      <w:r>
+        <w:rPr>
+          <w:lang w:val="en-US"/>
+        </w:rPr>
+        <w:t>student_info</w:t>
+      </w:r>
+      <w:proofErr w:type="spellEnd"/>
+      <w:r>
+        <w:rPr>
+          <w:lang w:val="en-US"/>
+        </w:rPr>
+        <w:t>)</w:t>
+      </w:r>
+    </w:p>
+    <w:p>
+      <w:pPr>
+        <w:rPr>
+          <w:lang w:val="en-US"/>
+        </w:rPr>
+      </w:pPr>
+      <w:r>
+        <w:rPr>
+          <w:lang w:val="en-US"/>
+        </w:rPr>
+        <w:t xml:space="preserve">  activate </w:t>
+      </w:r>
+      <w:proofErr w:type="spellStart"/>
+      <w:r>
+        <w:rPr>
+          <w:lang w:val="en-US"/>
+        </w:rPr>
+        <w:t>DataAccessManager</w:t>
+      </w:r>
+      <w:proofErr w:type="spellEnd"/>
+    </w:p>
+    <w:p>
+      <w:pPr>
+        <w:rPr>
+          <w:lang w:val="en-US"/>
+        </w:rPr>
+      </w:pPr>
+      <w:r>
+        <w:rPr>
+          <w:lang w:val="en-US"/>
+        </w:rPr>
+        <w:t xml:space="preserve">  </w:t>
+      </w:r>
+      <w:proofErr w:type="spellStart"/>
+      <w:r>
+        <w:rPr>
+          <w:lang w:val="en-US"/>
+        </w:rPr>
+        <w:t>DataAccessManager</w:t>
+      </w:r>
+      <w:proofErr w:type="spellEnd"/>
+      <w:r>
+        <w:rPr>
+          <w:lang w:val="en-US"/>
+        </w:rPr>
+        <w:t xml:space="preserve"> -&gt; DBMS: </w:t>
+      </w:r>
+      <w:proofErr w:type="spellStart"/>
+      <w:r>
+        <w:rPr>
+          <w:lang w:val="en-US"/>
+        </w:rPr>
+        <w:t>check_email</w:t>
+      </w:r>
+      <w:proofErr w:type="spellEnd"/>
+      <w:r>
+        <w:rPr>
+          <w:lang w:val="en-US"/>
+        </w:rPr>
+        <w:t>(email)</w:t>
+      </w:r>
+    </w:p>
+    <w:p>
+      <w:pPr>
+        <w:rPr>
+          <w:lang w:val="en-US"/>
+        </w:rPr>
+      </w:pPr>
+      <w:r>
+        <w:rPr>
+          <w:lang w:val="en-US"/>
+        </w:rPr>
+        <w:t xml:space="preserve">  activate DBMS</w:t>
+      </w:r>
+    </w:p>
+    <w:p>
+      <w:pPr>
+        <w:rPr>
+          <w:lang w:val="en-US"/>
+        </w:rPr>
+      </w:pPr>
+      <w:r>
+        <w:rPr>
+          <w:lang w:val="en-US"/>
+        </w:rPr>
+        <w:t xml:space="preserve">  alt E-mail is unique</w:t>
+      </w:r>
+    </w:p>
+    <w:p>
+      <w:pPr>
+        <w:rPr>
+          <w:lang w:val="en-US"/>
+        </w:rPr>
+      </w:pPr>
+      <w:r>
+        <w:rPr>
+          <w:lang w:val="en-US"/>
+        </w:rPr>
+        <w:t xml:space="preserve">    DBMS --&gt;&gt; </w:t>
+      </w:r>
+      <w:proofErr w:type="spellStart"/>
+      <w:r>
+        <w:rPr>
+          <w:lang w:val="en-US"/>
+        </w:rPr>
+        <w:t>DataAccessManager</w:t>
+      </w:r>
+      <w:proofErr w:type="spellEnd"/>
+      <w:r>
+        <w:rPr>
+          <w:lang w:val="en-US"/>
+        </w:rPr>
+        <w:t>: success</w:t>
+      </w:r>
+    </w:p>
+    <w:p>
+      <w:pPr>
+        <w:rPr>
+          <w:lang w:val="en-US"/>
+        </w:rPr>
+      </w:pPr>
+      <w:r>
+        <w:rPr>
+          <w:lang w:val="en-US"/>
+        </w:rPr>
+        <w:t xml:space="preserve">    </w:t>
+      </w:r>
+      <w:proofErr w:type="spellStart"/>
+      <w:r>
+        <w:rPr>
+          <w:lang w:val="en-US"/>
+        </w:rPr>
+        <w:t>DataAccessManager</w:t>
+      </w:r>
+      <w:proofErr w:type="spellEnd"/>
+      <w:r>
+        <w:rPr>
+          <w:lang w:val="en-US"/>
+        </w:rPr>
+        <w:t xml:space="preserve"> -&gt; DBMS: </w:t>
+      </w:r>
+      <w:proofErr w:type="spellStart"/>
+      <w:r>
+        <w:rPr>
+          <w:lang w:val="en-US"/>
+        </w:rPr>
+        <w:t>reg_student</w:t>
+      </w:r>
+      <w:proofErr w:type="spellEnd"/>
+      <w:r>
+        <w:rPr>
+          <w:lang w:val="en-US"/>
+        </w:rPr>
+        <w:t>(</w:t>
+      </w:r>
+      <w:proofErr w:type="spellStart"/>
+      <w:r>
+        <w:rPr>
+          <w:lang w:val="en-US"/>
+        </w:rPr>
+        <w:t>student_info</w:t>
+      </w:r>
+      <w:proofErr w:type="spellEnd"/>
+      <w:r>
+        <w:rPr>
+          <w:lang w:val="en-US"/>
+        </w:rPr>
+        <w:t>)</w:t>
+      </w:r>
+    </w:p>
+    <w:p>
+      <w:pPr>
+        <w:rPr>
+          <w:lang w:val="en-US"/>
+        </w:rPr>
+      </w:pPr>
+      <w:r>
+        <w:rPr>
+          <w:lang w:val="en-US"/>
+        </w:rPr>
+        <w:t xml:space="preserve">    DBMS --&gt;&gt; </w:t>
+      </w:r>
+      <w:proofErr w:type="spellStart"/>
+      <w:r>
+        <w:rPr>
+          <w:lang w:val="en-US"/>
+        </w:rPr>
+        <w:t>DataAccessManager</w:t>
+      </w:r>
+      <w:proofErr w:type="spellEnd"/>
+      <w:r>
+        <w:rPr>
+          <w:lang w:val="en-US"/>
+        </w:rPr>
+        <w:t>: success</w:t>
+      </w:r>
+    </w:p>
+    <w:p>
+      <w:pPr>
+        <w:rPr>
+          <w:lang w:val="en-US"/>
+        </w:rPr>
+      </w:pPr>
+      <w:r>
+        <w:rPr>
+          <w:lang w:val="en-US"/>
+        </w:rPr>
+        <w:t xml:space="preserve">    deactivate DBMS</w:t>
+      </w:r>
+    </w:p>
+    <w:p>
+      <w:pPr>
+        <w:rPr>
+          <w:lang w:val="en-US"/>
+        </w:rPr>
+      </w:pPr>
+      <w:r>
+        <w:rPr>
+          <w:lang w:val="en-US"/>
+        </w:rPr>
+        <w:t xml:space="preserve">    </w:t>
+      </w:r>
+      <w:proofErr w:type="spellStart"/>
+      <w:r>
+        <w:rPr>
+          <w:lang w:val="en-US"/>
+        </w:rPr>
+        <w:t>DataAccessManager</w:t>
+      </w:r>
+      <w:proofErr w:type="spellEnd"/>
+      <w:r>
+        <w:rPr>
+          <w:lang w:val="en-US"/>
+        </w:rPr>
+        <w:t xml:space="preserve"> --&gt;&gt; </w:t>
+      </w:r>
+      <w:proofErr w:type="spellStart"/>
+      <w:r>
+        <w:rPr>
+          <w:lang w:val="en-US"/>
+        </w:rPr>
+        <w:t>AuthenticationManager</w:t>
+      </w:r>
+      <w:proofErr w:type="spellEnd"/>
+      <w:r>
+        <w:rPr>
+          <w:lang w:val="en-US"/>
+        </w:rPr>
+        <w:t>: success</w:t>
+      </w:r>
+    </w:p>
+    <w:p>
+      <w:pPr>
+        <w:rPr>
+          <w:lang w:val="en-US"/>
+        </w:rPr>
+      </w:pPr>
+      <w:r>
+        <w:rPr>
+          <w:lang w:val="en-US"/>
+        </w:rPr>
+        <w:t xml:space="preserve">    deactivate </w:t>
+      </w:r>
+      <w:proofErr w:type="spellStart"/>
+      <w:r>
+        <w:rPr>
+          <w:lang w:val="en-US"/>
+        </w:rPr>
+        <w:t>DataAccessManager</w:t>
+      </w:r>
+      <w:proofErr w:type="spellEnd"/>
+    </w:p>
+    <w:p>
+      <w:pPr>
+        <w:rPr>
+          <w:lang w:val="en-US"/>
+        </w:rPr>
+      </w:pPr>
+      <w:r>
+        <w:rPr>
+          <w:lang w:val="en-US"/>
+        </w:rPr>
+        <w:t xml:space="preserve">    </w:t>
+      </w:r>
+      <w:proofErr w:type="spellStart"/>
+      <w:r>
+        <w:rPr>
+          <w:lang w:val="en-US"/>
+        </w:rPr>
+        <w:t>AuthenticationManager</w:t>
+      </w:r>
+      <w:proofErr w:type="spellEnd"/>
+      <w:r>
+        <w:rPr>
+          <w:lang w:val="en-US"/>
+        </w:rPr>
+        <w:t xml:space="preserve"> --&gt;&gt; </w:t>
+      </w:r>
+      <w:proofErr w:type="spellStart"/>
+      <w:r>
+        <w:rPr>
+          <w:lang w:val="en-US"/>
+        </w:rPr>
+        <w:t>WebBrowser</w:t>
+      </w:r>
+      <w:proofErr w:type="spellEnd"/>
+      <w:r>
+        <w:rPr>
+          <w:lang w:val="en-US"/>
+        </w:rPr>
+        <w:t>: 201 successful registration</w:t>
+      </w:r>
+    </w:p>
+    <w:p>
+      <w:pPr>
+        <w:rPr>
+          <w:lang w:val="en-US"/>
+        </w:rPr>
+      </w:pPr>
+      <w:r>
+        <w:rPr>
+          <w:lang w:val="en-US"/>
+        </w:rPr>
+        <w:t xml:space="preserve">    </w:t>
+      </w:r>
+      <w:proofErr w:type="spellStart"/>
+      <w:r>
+        <w:rPr>
+          <w:lang w:val="en-US"/>
+        </w:rPr>
+        <w:t>WebBrowser</w:t>
+      </w:r>
+      <w:proofErr w:type="spellEnd"/>
+      <w:r>
+        <w:rPr>
+          <w:lang w:val="en-US"/>
+        </w:rPr>
+        <w:t xml:space="preserve"> --&gt;&gt; Student: login view</w:t>
+      </w:r>
+    </w:p>
+    <w:p>
+      <w:pPr>
+        <w:rPr>
+          <w:lang w:val="en-US"/>
+        </w:rPr>
+      </w:pPr>
+      <w:r>
+        <w:rPr>
+          <w:lang w:val="en-US"/>
+        </w:rPr>
+        <w:lastRenderedPageBreak/>
+        <w:t xml:space="preserve">  else E-mail already used</w:t>
+      </w:r>
+    </w:p>
+    <w:p>
+      <w:pPr>
+        <w:rPr>
+          <w:lang w:val="en-US"/>
+        </w:rPr>
+      </w:pPr>
+      <w:r>
+        <w:rPr>
+          <w:lang w:val="en-US"/>
+        </w:rPr>
+        <w:t xml:space="preserve">    DBMS --&gt;&gt; </w:t>
+      </w:r>
+      <w:proofErr w:type="spellStart"/>
+      <w:r>
+        <w:rPr>
+          <w:lang w:val="en-US"/>
+        </w:rPr>
+        <w:t>DataAccessManager</w:t>
+      </w:r>
+      <w:proofErr w:type="spellEnd"/>
+      <w:r>
+        <w:rPr>
+          <w:lang w:val="en-US"/>
+        </w:rPr>
+        <w:t>: error</w:t>
+      </w:r>
+    </w:p>
+    <w:p>
+      <w:pPr>
+        <w:rPr>
+          <w:lang w:val="en-US"/>
+        </w:rPr>
+      </w:pPr>
+      <w:r>
+        <w:rPr>
+          <w:lang w:val="en-US"/>
+        </w:rPr>
+        <w:t xml:space="preserve">    activate DBMS</w:t>
+      </w:r>
+    </w:p>
+    <w:p>
+      <w:pPr>
+        <w:rPr>
+          <w:lang w:val="en-US"/>
+        </w:rPr>
+      </w:pPr>
+      <w:r>
+        <w:rPr>
+          <w:lang w:val="en-US"/>
+        </w:rPr>
+        <w:t xml:space="preserve">    deactivate DBMS</w:t>
+      </w:r>
+    </w:p>
+    <w:p>
+      <w:pPr>
+        <w:rPr>
+          <w:lang w:val="en-US"/>
+        </w:rPr>
+      </w:pPr>
+      <w:r>
+        <w:rPr>
+          <w:lang w:val="en-US"/>
+        </w:rPr>
+        <w:t xml:space="preserve">    activate </w:t>
+      </w:r>
+      <w:proofErr w:type="spellStart"/>
+      <w:r>
+        <w:rPr>
+          <w:lang w:val="en-US"/>
+        </w:rPr>
+        <w:t>DataAccessManager</w:t>
+      </w:r>
+      <w:proofErr w:type="spellEnd"/>
+    </w:p>
+    <w:p>
+      <w:pPr>
+        <w:rPr>
+          <w:lang w:val="en-US"/>
+        </w:rPr>
+      </w:pPr>
+      <w:r>
+        <w:rPr>
+          <w:lang w:val="en-US"/>
+        </w:rPr>
+        <w:t xml:space="preserve">    </w:t>
+      </w:r>
+      <w:proofErr w:type="spellStart"/>
+      <w:r>
+        <w:rPr>
+          <w:lang w:val="en-US"/>
+        </w:rPr>
+        <w:t>DataAccessManager</w:t>
+      </w:r>
+      <w:proofErr w:type="spellEnd"/>
+      <w:r>
+        <w:rPr>
+          <w:lang w:val="en-US"/>
+        </w:rPr>
+        <w:t xml:space="preserve"> --&gt;&gt; </w:t>
+      </w:r>
+      <w:proofErr w:type="spellStart"/>
+      <w:r>
+        <w:rPr>
+          <w:lang w:val="en-US"/>
+        </w:rPr>
+        <w:t>AuthenticationManager</w:t>
+      </w:r>
+      <w:proofErr w:type="spellEnd"/>
+      <w:r>
+        <w:rPr>
+          <w:lang w:val="en-US"/>
+        </w:rPr>
+        <w:t>: error</w:t>
+      </w:r>
+    </w:p>
+    <w:p>
+      <w:pPr>
+        <w:rPr>
+          <w:lang w:val="en-US"/>
+        </w:rPr>
+      </w:pPr>
+      <w:r>
+        <w:rPr>
+          <w:lang w:val="en-US"/>
+        </w:rPr>
+        <w:t xml:space="preserve">    deactivate </w:t>
+      </w:r>
+      <w:proofErr w:type="spellStart"/>
+      <w:r>
+        <w:rPr>
+          <w:lang w:val="en-US"/>
+        </w:rPr>
+        <w:t>DataAccessManager</w:t>
+      </w:r>
+      <w:proofErr w:type="spellEnd"/>
+    </w:p>
+    <w:p>
+      <w:pPr>
+        <w:rPr>
+          <w:lang w:val="en-US"/>
+        </w:rPr>
+      </w:pPr>
+      <w:r>
+        <w:rPr>
+          <w:lang w:val="en-US"/>
+        </w:rPr>
+        <w:t xml:space="preserve">    </w:t>
+      </w:r>
+      <w:proofErr w:type="spellStart"/>
+      <w:r>
+        <w:rPr>
+          <w:lang w:val="en-US"/>
+        </w:rPr>
+        <w:t>AuthenticationManager</w:t>
+      </w:r>
+      <w:proofErr w:type="spellEnd"/>
+      <w:r>
+        <w:rPr>
+          <w:lang w:val="en-US"/>
+        </w:rPr>
+        <w:t xml:space="preserve"> --&gt;&gt; </w:t>
+      </w:r>
+      <w:proofErr w:type="spellStart"/>
+      <w:r>
+        <w:rPr>
+          <w:lang w:val="en-US"/>
+        </w:rPr>
+        <w:t>WebBrowser</w:t>
+      </w:r>
+      <w:proofErr w:type="spellEnd"/>
+      <w:r>
+        <w:rPr>
+          <w:lang w:val="en-US"/>
+        </w:rPr>
+        <w:t>: 409 already used email</w:t>
+      </w:r>
+    </w:p>
+    <w:p>
+      <w:pPr>
+        <w:rPr>
+          <w:lang w:val="en-US"/>
+        </w:rPr>
+      </w:pPr>
+      <w:r>
+        <w:rPr>
+          <w:lang w:val="en-US"/>
+        </w:rPr>
+        <w:t xml:space="preserve">    deactivate </w:t>
+      </w:r>
+      <w:proofErr w:type="spellStart"/>
+      <w:r>
+        <w:rPr>
+          <w:lang w:val="en-US"/>
+        </w:rPr>
+        <w:t>AuthenticationManager</w:t>
+      </w:r>
+      <w:proofErr w:type="spellEnd"/>
+    </w:p>
+    <w:p>
+      <w:pPr>
+        <w:rPr>
+          <w:lang w:val="en-US"/>
+        </w:rPr>
+      </w:pPr>
+      <w:r>
+        <w:rPr>
+          <w:lang w:val="en-US"/>
+        </w:rPr>
+        <w:t xml:space="preserve">    </w:t>
+      </w:r>
+      <w:proofErr w:type="spellStart"/>
+      <w:r>
+        <w:rPr>
+          <w:lang w:val="en-US"/>
+        </w:rPr>
+        <w:t>WebBrowser</w:t>
+      </w:r>
+      <w:proofErr w:type="spellEnd"/>
+      <w:r>
+        <w:rPr>
+          <w:lang w:val="en-US"/>
+        </w:rPr>
+        <w:t xml:space="preserve"> --&gt;&gt; Student: error message</w:t>
+      </w:r>
+    </w:p>
+    <w:p>
+      <w:pPr>
+        <w:rPr>
+          <w:lang w:val="en-US"/>
+        </w:rPr>
+      </w:pPr>
+      <w:r>
+        <w:rPr>
+          <w:lang w:val="en-US"/>
+        </w:rPr>
+        <w:t xml:space="preserve">  end</w:t>
+      </w:r>
+    </w:p>
+    <w:p>
+      <w:pPr>
+        <w:rPr>
+          <w:lang w:val="en-US"/>
+        </w:rPr>
+      </w:pPr>
+      <w:r>
+        <w:rPr>
+          <w:lang w:val="en-US"/>
+        </w:rPr>
+        <w:t>else Student is not enrolled</w:t>
+      </w:r>
+    </w:p>
+    <w:p>
+      <w:pPr>
+        <w:rPr>
+          <w:lang w:val="en-US"/>
+        </w:rPr>
+      </w:pPr>
+      <w:r>
+        <w:rPr>
+          <w:lang w:val="en-US"/>
+        </w:rPr>
+        <w:t xml:space="preserve">  </w:t>
+      </w:r>
+      <w:proofErr w:type="spellStart"/>
+      <w:r>
+        <w:rPr>
+          <w:lang w:val="en-US"/>
+        </w:rPr>
+        <w:t>StudentVerificationPlatform</w:t>
+      </w:r>
+      <w:proofErr w:type="spellEnd"/>
+      <w:r>
+        <w:rPr>
+          <w:lang w:val="en-US"/>
+        </w:rPr>
+        <w:t xml:space="preserve"> --&gt;&gt; </w:t>
+      </w:r>
+      <w:proofErr w:type="spellStart"/>
+      <w:r>
+        <w:rPr>
+          <w:lang w:val="en-US"/>
+        </w:rPr>
+        <w:t>AuthenticationManager</w:t>
+      </w:r>
+      <w:proofErr w:type="spellEnd"/>
+      <w:r>
+        <w:rPr>
+          <w:lang w:val="en-US"/>
+        </w:rPr>
+        <w:t>: 404 student not found</w:t>
+      </w:r>
+    </w:p>
+    <w:p>
+      <w:pPr>
+        <w:rPr>
+          <w:lang w:val="en-US"/>
+        </w:rPr>
+      </w:pPr>
+      <w:r>
+        <w:rPr>
+          <w:lang w:val="en-US"/>
+        </w:rPr>
+        <w:t xml:space="preserve">  activate </w:t>
+      </w:r>
+      <w:proofErr w:type="spellStart"/>
+      <w:r>
+        <w:rPr>
+          <w:lang w:val="en-US"/>
+        </w:rPr>
+        <w:t>StudentVerificationPlatform</w:t>
+      </w:r>
+      <w:proofErr w:type="spellEnd"/>
+    </w:p>
+    <w:p>
+      <w:pPr>
+        <w:rPr>
+          <w:lang w:val="en-US"/>
+        </w:rPr>
+      </w:pPr>
+      <w:r>
+        <w:rPr>
+          <w:lang w:val="en-US"/>
+        </w:rPr>
+        <w:t xml:space="preserve">  deactivate </w:t>
+      </w:r>
+      <w:proofErr w:type="spellStart"/>
+      <w:r>
+        <w:rPr>
+          <w:lang w:val="en-US"/>
+        </w:rPr>
+        <w:t>StudentVerificationPlatform</w:t>
+      </w:r>
+      <w:proofErr w:type="spellEnd"/>
+    </w:p>
+    <w:p>
+      <w:pPr>
+        <w:rPr>
+          <w:lang w:val="en-US"/>
+        </w:rPr>
+      </w:pPr>
+      <w:r>
+        <w:rPr>
+          <w:lang w:val="en-US"/>
+        </w:rPr>
+        <w:t xml:space="preserve">  activate </w:t>
+      </w:r>
+      <w:proofErr w:type="spellStart"/>
+      <w:r>
+        <w:rPr>
+          <w:lang w:val="en-US"/>
+        </w:rPr>
+        <w:t>AuthenticationManager</w:t>
+      </w:r>
+      <w:proofErr w:type="spellEnd"/>
+    </w:p>
+    <w:p>
+      <w:pPr>
+        <w:rPr>
+          <w:lang w:val="en-US"/>
+        </w:rPr>
+      </w:pPr>
+      <w:r>
+        <w:rPr>
+          <w:lang w:val="en-US"/>
+        </w:rPr>
+        <w:t xml:space="preserve">  </w:t>
+      </w:r>
+      <w:proofErr w:type="spellStart"/>
+      <w:r>
+        <w:rPr>
+          <w:lang w:val="en-US"/>
+        </w:rPr>
+        <w:t>AuthenticationManager</w:t>
+      </w:r>
+      <w:proofErr w:type="spellEnd"/>
+      <w:r>
+        <w:rPr>
+          <w:lang w:val="en-US"/>
+        </w:rPr>
+        <w:t xml:space="preserve"> --&gt;&gt; </w:t>
+      </w:r>
+      <w:proofErr w:type="spellStart"/>
+      <w:r>
+        <w:rPr>
+          <w:lang w:val="en-US"/>
+        </w:rPr>
+        <w:t>WebBrowser</w:t>
+      </w:r>
+      <w:proofErr w:type="spellEnd"/>
+      <w:r>
+        <w:rPr>
+          <w:lang w:val="en-US"/>
+        </w:rPr>
+        <w:t>: 302 redirection \n to registration view \n - error</w:t>
+      </w:r>
+    </w:p>
+    <w:p>
+      <w:pPr>
+        <w:rPr>
+          <w:lang w:val="en-US"/>
+        </w:rPr>
+      </w:pPr>
+      <w:r>
+        <w:rPr>
+          <w:lang w:val="en-US"/>
+        </w:rPr>
+        <w:t xml:space="preserve">  deactivate </w:t>
+      </w:r>
+      <w:proofErr w:type="spellStart"/>
+      <w:r>
+        <w:rPr>
+          <w:lang w:val="en-US"/>
+        </w:rPr>
+        <w:t>AuthenticationManager</w:t>
+      </w:r>
+      <w:proofErr w:type="spellEnd"/>
+    </w:p>
+    <w:p>
+      <w:pPr>
+        <w:rPr>
+          <w:lang w:val="en-US"/>
+        </w:rPr>
+      </w:pPr>
+      <w:r>
+        <w:rPr>
+          <w:lang w:val="en-US"/>
+        </w:rPr>
+        <w:t xml:space="preserve">  </w:t>
+      </w:r>
+      <w:proofErr w:type="spellStart"/>
+      <w:r>
+        <w:rPr>
+          <w:lang w:val="en-US"/>
+        </w:rPr>
+        <w:t>WebBrowser</w:t>
+      </w:r>
+      <w:proofErr w:type="spellEnd"/>
+      <w:r>
+        <w:rPr>
+          <w:lang w:val="en-US"/>
+        </w:rPr>
+        <w:t xml:space="preserve"> --&gt;&gt; Student: registration view \n with error message</w:t>
+      </w:r>
+    </w:p>
+    <w:p>
+      <w:pPr>
+        <w:rPr>
+          <w:lang w:val="en-US"/>
+        </w:rPr>
+      </w:pPr>
+      <w:r>
+        <w:rPr>
+          <w:lang w:val="en-US"/>
+        </w:rPr>
+        <w:t>end</w:t>
+      </w:r>
+    </w:p>
+    <w:p>
+      <w:pPr>
+        <w:rPr>
+          <w:lang w:val="en-US"/>
+        </w:rPr>
+      </w:pPr>
+      <w:r>
+        <w:rPr>
+          <w:lang w:val="en-US"/>
+        </w:rPr>
+        <w:t xml:space="preserve">deactivate </w:t>
+      </w:r>
+      <w:proofErr w:type="spellStart"/>
+      <w:r>
+        <w:rPr>
+          <w:lang w:val="en-US"/>
+        </w:rPr>
+        <w:t>WebBrowser</w:t>
+      </w:r>
+      <w:proofErr w:type="spellEnd"/>
+    </w:p>
+    <w:p>
+      <w:pPr>
+        <w:rPr>
+          <w:lang w:val="en-US"/>
+        </w:rPr>
+      </w:pPr>
+      <w:r>
+        <w:rPr>
+          <w:lang w:val="en-US"/>
+        </w:rPr>
+        <w:t>hide footbox</w:t>
+      </w:r>
+    </w:p>
+    <w:p>
+      <w:pPr>
+        <w:rPr>
+          <w:lang w:val="en-US"/>
+        </w:rPr>
+      </w:pPr>
+      <w:r>
+        <w:rPr>
+          <w:lang w:val="en-US"/>
+        </w:rPr>
+        <w:t>@enduml</w:t>
+      </w:r>
+    </w:p>
+    <w:p>
+      <w:pPr>
+        <w:rPr>
+          <w:lang w:val="en-US"/>
+        </w:rPr>
+      </w:pPr>
+    </w:p>
+    <w:p>
+      <w:pPr>
+        <w:rPr>
+          <w:lang w:val="en-US"/>
+        </w:rPr>
+      </w:pPr>
+    </w:p>
+    <w:p>
+      <w:pPr>
+        <w:rPr>
+          <w:lang w:val="en-US"/>
+        </w:rPr>
+      </w:pPr>
+    </w:p>
+    <w:p>
+      <w:pPr>
+        <w:rPr>
+          <w:lang w:val="en-US"/>
+        </w:rPr>
+      </w:pPr>
+    </w:p>
+    <w:p>
+      <w:pPr>
+        <w:rPr>
+          <w:lang w:val="en-US"/>
+        </w:rPr>
+      </w:pPr>
+      <w:r>
+        <w:rPr>
+          <w:lang w:val="en-US"/>
+        </w:rPr>
+        <w:lastRenderedPageBreak/>
         <w:t>[UC</w:t>
       </w:r>
       <w:r>
@@ -27464,13 +29490,7 @@
         <w:rPr>
           <w:lang w:val="en-US"/>
         </w:rPr>
-        <w:t>@enduml</w:t>
-      </w:r>
-      <w:r>
-        <w:rPr>
-          <w:lang w:val="en-US"/>
-        </w:rPr>
-        <w:t xml:space="preserve"> </w:t>
+        <w:t xml:space="preserve">@enduml </w:t>
       </w:r>
     </w:p>
     <w:p>
@@ -31389,7 +33409,7 @@
 </file>
 
 <file path=word/styles.xml><?xml version="1.0" encoding="utf-8"?>
-<w:styles xmlns:mc="http://schemas.openxmlformats.org/markup-compatibility/2006" xmlns:r="http://schemas.openxmlformats.org/officeDocument/2006/relationships" xmlns:w="http://schemas.openxmlformats.org/wordprocessingml/2006/main" xmlns:w14="http://schemas.microsoft.com/office/word/2010/wordml" xmlns:w15="http://schemas.microsoft.com/office/word/2012/wordml" xmlns:w16cex="http://schemas.microsoft.com/office/word/2018/wordml/cex" xmlns:w16cid="http://schemas.microsoft.com/office/word/2016/wordml/cid" xmlns:w16="http://schemas.microsoft.com/office/word/2018/wordml" xmlns:w16du="http://schemas.microsoft.com/office/word/2023/wordml/word16du" xmlns:w16sdtdh="http://schemas.microsoft.com/office/word/2020/wordml/sdtdatahash" xmlns:w16se="http://schemas.microsoft.com/office/word/2015/wordml/symex" mc:Ignorable="w14 w15 w16se w16cid w16 w16cex w16sdtdh w16du">
+<w:styles xmlns:mc="http://schemas.openxmlformats.org/markup-compatibility/2006" xmlns:r="http://schemas.openxmlformats.org/officeDocument/2006/relationships" xmlns:w="http://schemas.openxmlformats.org/wordprocessingml/2006/main" xmlns:w14="http://schemas.microsoft.com/office/word/2010/wordml" xmlns:w15="http://schemas.microsoft.com/office/word/2012/wordml" xmlns:w16cex="http://schemas.microsoft.com/office/word/2018/wordml/cex" xmlns:w16cid="http://schemas.microsoft.com/office/word/2016/wordml/cid" xmlns:w16="http://schemas.microsoft.com/office/word/2018/wordml" xmlns:w16du="http://schemas.microsoft.com/office/word/2023/wordml/word16du" xmlns:w16sdtdh="http://schemas.microsoft.com/office/word/2020/wordml/sdtdatahash" xmlns:w16sdtfl="http://schemas.microsoft.com/office/word/2024/wordml/sdtformatlock" xmlns:w16se="http://schemas.microsoft.com/office/word/2015/wordml/symex" mc:Ignorable="w14 w15 w16se w16cid w16 w16cex w16sdtdh w16sdtfl w16du">
   <w:docDefaults>
     <w:rPrDefault>
       <w:rPr>
